--- a/6 Analytics/Day 1/First.docx
+++ b/6 Analytics/Day 1/First.docx
@@ -468,9 +468,123 @@
           <w:sz w:val="26"/>
           <w:szCs w:val="26"/>
         </w:rPr>
-        <w:t xml:space="preserve">Helps stakeholders to know what happened in </w:t>
-      </w:r>
-      <w:proofErr w:type="gramStart"/>
+        <w:t xml:space="preserve">Helps stakeholders to know what happened in past , helpful for further analysis) </w:t>
+      </w:r>
+    </w:p>
+    <w:p>
+      <w:pPr>
+        <w:pStyle w:val="NormalWeb"/>
+        <w:spacing w:before="0" w:beforeAutospacing="0" w:after="0" w:afterAutospacing="0"/>
+        <w:rPr>
+          <w:sz w:val="26"/>
+          <w:szCs w:val="26"/>
+        </w:rPr>
+      </w:pPr>
+    </w:p>
+    <w:p>
+      <w:pPr>
+        <w:pStyle w:val="NormalWeb"/>
+        <w:spacing w:before="0" w:beforeAutospacing="0" w:after="0" w:afterAutospacing="0"/>
+        <w:rPr>
+          <w:sz w:val="26"/>
+          <w:szCs w:val="26"/>
+        </w:rPr>
+      </w:pPr>
+      <w:r>
+        <w:rPr>
+          <w:b/>
+          <w:bCs/>
+          <w:sz w:val="26"/>
+          <w:szCs w:val="26"/>
+        </w:rPr>
+        <w:t>One Liner Answer :</w:t>
+      </w:r>
+      <w:r>
+        <w:rPr>
+          <w:sz w:val="26"/>
+          <w:szCs w:val="26"/>
+        </w:rPr>
+        <w:t xml:space="preserve"> Describing the data</w:t>
+      </w:r>
+    </w:p>
+    <w:p>
+      <w:pPr>
+        <w:pStyle w:val="NormalWeb"/>
+        <w:spacing w:before="0" w:beforeAutospacing="0" w:after="0" w:afterAutospacing="0"/>
+        <w:rPr>
+          <w:sz w:val="26"/>
+          <w:szCs w:val="26"/>
+        </w:rPr>
+      </w:pPr>
+      <w:r>
+        <w:rPr>
+          <w:sz w:val="26"/>
+          <w:szCs w:val="26"/>
+        </w:rPr>
+        <w:br/>
+        <w:t>Descriptive analytics is about looking at past data to understand what has happened. It includes creating summary statistics, using charts and graphs to show the data, and checking how different things are related. This type of analysis helps people understand past events and gives background for deeper analysis.</w:t>
+      </w:r>
+    </w:p>
+    <w:p>
+      <w:pPr>
+        <w:pStyle w:val="NormalWeb"/>
+        <w:spacing w:before="0" w:beforeAutospacing="0" w:after="0" w:afterAutospacing="0"/>
+        <w:rPr>
+          <w:rStyle w:val="Strong"/>
+          <w:rFonts w:eastAsiaTheme="majorEastAsia"/>
+          <w:sz w:val="26"/>
+          <w:szCs w:val="26"/>
+        </w:rPr>
+      </w:pPr>
+      <w:r>
+        <w:rPr>
+          <w:sz w:val="26"/>
+          <w:szCs w:val="26"/>
+        </w:rPr>
+        <w:pict w14:anchorId="01DB13F0">
+          <v:rect id="_x0000_i1028" style="width:0;height:1.5pt" o:hralign="center" o:hrstd="t" o:hr="t" fillcolor="#a0a0a0" stroked="f"/>
+        </w:pict>
+      </w:r>
+    </w:p>
+    <w:p>
+      <w:pPr>
+        <w:pStyle w:val="NormalWeb"/>
+        <w:spacing w:before="0" w:beforeAutospacing="0" w:after="0" w:afterAutospacing="0"/>
+        <w:rPr>
+          <w:rStyle w:val="Strong"/>
+          <w:rFonts w:eastAsiaTheme="majorEastAsia"/>
+          <w:sz w:val="26"/>
+          <w:szCs w:val="26"/>
+        </w:rPr>
+      </w:pPr>
+    </w:p>
+    <w:p>
+      <w:pPr>
+        <w:pStyle w:val="NormalWeb"/>
+        <w:spacing w:before="0" w:beforeAutospacing="0" w:after="0" w:afterAutospacing="0"/>
+        <w:rPr>
+          <w:sz w:val="26"/>
+          <w:szCs w:val="26"/>
+        </w:rPr>
+      </w:pPr>
+      <w:r>
+        <w:rPr>
+          <w:rStyle w:val="Strong"/>
+          <w:rFonts w:eastAsiaTheme="majorEastAsia"/>
+          <w:sz w:val="26"/>
+          <w:szCs w:val="26"/>
+        </w:rPr>
+        <w:t>Diagnostic Analytics:</w:t>
+      </w:r>
+      <w:r>
+        <w:rPr>
+          <w:rStyle w:val="Strong"/>
+          <w:rFonts w:eastAsiaTheme="majorEastAsia"/>
+          <w:sz w:val="26"/>
+          <w:szCs w:val="26"/>
+        </w:rPr>
+        <w:t xml:space="preserve"> </w:t>
+      </w:r>
       <w:r>
         <w:rPr>
           <w:rStyle w:val="Strong"/>
@@ -480,10 +594,117 @@
           <w:sz w:val="26"/>
           <w:szCs w:val="26"/>
         </w:rPr>
-        <w:t>past ,</w:t>
-      </w:r>
-      <w:proofErr w:type="gramEnd"/>
-      <w:r>
+        <w:t>(</w:t>
+      </w:r>
+      <w:r>
+        <w:rPr>
+          <w:sz w:val="26"/>
+          <w:szCs w:val="26"/>
+        </w:rPr>
+        <w:t xml:space="preserve"> Why this happened, identify patterns, </w:t>
+      </w:r>
+      <w:proofErr w:type="spellStart"/>
+      <w:r>
+        <w:rPr>
+          <w:sz w:val="26"/>
+          <w:szCs w:val="26"/>
+        </w:rPr>
+        <w:t>hypothsis</w:t>
+      </w:r>
+      <w:proofErr w:type="spellEnd"/>
+      <w:r>
+        <w:rPr>
+          <w:sz w:val="26"/>
+          <w:szCs w:val="26"/>
+        </w:rPr>
+        <w:t xml:space="preserve"> testing, corelation analysis,</w:t>
+      </w:r>
+    </w:p>
+    <w:p>
+      <w:pPr>
+        <w:pStyle w:val="NormalWeb"/>
+        <w:spacing w:before="0" w:beforeAutospacing="0" w:after="0" w:afterAutospacing="0"/>
+        <w:rPr>
+          <w:sz w:val="26"/>
+          <w:szCs w:val="26"/>
+        </w:rPr>
+      </w:pPr>
+      <w:r>
+        <w:rPr>
+          <w:sz w:val="26"/>
+          <w:szCs w:val="26"/>
+        </w:rPr>
+        <w:t xml:space="preserve">casual inference testing (estimation/ conclusion) </w:t>
+      </w:r>
+    </w:p>
+    <w:p>
+      <w:pPr>
+        <w:pStyle w:val="NormalWeb"/>
+        <w:spacing w:before="0" w:beforeAutospacing="0" w:after="0" w:afterAutospacing="0"/>
+        <w:rPr>
+          <w:sz w:val="26"/>
+          <w:szCs w:val="26"/>
+        </w:rPr>
+      </w:pPr>
+    </w:p>
+    <w:p>
+      <w:pPr>
+        <w:pStyle w:val="NormalWeb"/>
+        <w:spacing w:before="0" w:beforeAutospacing="0" w:after="0" w:afterAutospacing="0"/>
+        <w:rPr>
+          <w:rFonts w:eastAsiaTheme="majorEastAsia"/>
+          <w:b/>
+          <w:bCs/>
+          <w:sz w:val="26"/>
+          <w:szCs w:val="26"/>
+        </w:rPr>
+      </w:pPr>
+      <w:r>
+        <w:rPr>
+          <w:sz w:val="26"/>
+          <w:szCs w:val="26"/>
+        </w:rPr>
+        <w:br/>
+        <w:t>Diagnostic analytics tries to explain why something happened. It looks for patterns and relationships in the data to find the reasons behind certain results or trends. This kind of analysis often uses tools like hypothesis testing, checking for correlations, and methods to find cause-and-effect links.</w:t>
+      </w:r>
+    </w:p>
+    <w:p>
+      <w:pPr>
+        <w:pStyle w:val="NormalWeb"/>
+        <w:spacing w:before="0" w:beforeAutospacing="0" w:after="0" w:afterAutospacing="0"/>
+        <w:rPr>
+          <w:rStyle w:val="Strong"/>
+          <w:rFonts w:eastAsiaTheme="majorEastAsia"/>
+          <w:sz w:val="26"/>
+          <w:szCs w:val="26"/>
+        </w:rPr>
+      </w:pPr>
+      <w:r>
+        <w:rPr>
+          <w:sz w:val="26"/>
+          <w:szCs w:val="26"/>
+        </w:rPr>
+        <w:pict w14:anchorId="7A204782">
+          <v:rect id="_x0000_i1029" style="width:0;height:1.5pt" o:hralign="center" o:hrstd="t" o:hr="t" fillcolor="#a0a0a0" stroked="f"/>
+        </w:pict>
+      </w:r>
+    </w:p>
+    <w:p>
+      <w:pPr>
+        <w:pStyle w:val="NormalWeb"/>
+        <w:spacing w:before="0" w:beforeAutospacing="0" w:after="0" w:afterAutospacing="0"/>
+        <w:rPr>
+          <w:rStyle w:val="Strong"/>
+          <w:rFonts w:eastAsiaTheme="majorEastAsia"/>
+          <w:sz w:val="26"/>
+          <w:szCs w:val="26"/>
+        </w:rPr>
+      </w:pPr>
+    </w:p>
+    <w:p>
+      <w:pPr>
+        <w:pStyle w:val="NormalWeb"/>
+        <w:spacing w:before="0" w:beforeAutospacing="0" w:after="0" w:afterAutospacing="0"/>
         <w:rPr>
           <w:rStyle w:val="Strong"/>
           <w:rFonts w:eastAsiaTheme="majorEastAsia"/>
@@ -492,135 +713,25 @@
           <w:sz w:val="26"/>
           <w:szCs w:val="26"/>
         </w:rPr>
-        <w:t xml:space="preserve"> helpful for further analysis) </w:t>
-      </w:r>
-    </w:p>
-    <w:p>
-      <w:pPr>
-        <w:pStyle w:val="NormalWeb"/>
-        <w:spacing w:before="0" w:beforeAutospacing="0" w:after="0" w:afterAutospacing="0"/>
-        <w:rPr>
-          <w:sz w:val="26"/>
-          <w:szCs w:val="26"/>
-        </w:rPr>
-      </w:pPr>
-    </w:p>
-    <w:p>
-      <w:pPr>
-        <w:pStyle w:val="NormalWeb"/>
-        <w:spacing w:before="0" w:beforeAutospacing="0" w:after="0" w:afterAutospacing="0"/>
-        <w:rPr>
-          <w:sz w:val="26"/>
-          <w:szCs w:val="26"/>
-        </w:rPr>
-      </w:pPr>
-      <w:r>
-        <w:rPr>
-          <w:b/>
-          <w:bCs/>
-          <w:sz w:val="26"/>
-          <w:szCs w:val="26"/>
-        </w:rPr>
-        <w:t xml:space="preserve">One Liner </w:t>
-      </w:r>
-      <w:proofErr w:type="gramStart"/>
-      <w:r>
-        <w:rPr>
-          <w:b/>
-          <w:bCs/>
-          <w:sz w:val="26"/>
-          <w:szCs w:val="26"/>
-        </w:rPr>
-        <w:t>Answer :</w:t>
-      </w:r>
-      <w:proofErr w:type="gramEnd"/>
-      <w:r>
-        <w:rPr>
-          <w:sz w:val="26"/>
-          <w:szCs w:val="26"/>
-        </w:rPr>
-        <w:t xml:space="preserve"> Describing the data</w:t>
-      </w:r>
-    </w:p>
-    <w:p>
-      <w:pPr>
-        <w:pStyle w:val="NormalWeb"/>
-        <w:spacing w:before="0" w:beforeAutospacing="0" w:after="0" w:afterAutospacing="0"/>
-        <w:rPr>
-          <w:sz w:val="26"/>
-          <w:szCs w:val="26"/>
-        </w:rPr>
-      </w:pPr>
-      <w:r>
-        <w:rPr>
-          <w:sz w:val="26"/>
-          <w:szCs w:val="26"/>
-        </w:rPr>
-        <w:br/>
-        <w:t>Descriptive analytics is about looking at past data to understand what has happened. It includes creating summary statistics, using charts and graphs to show the data, and checking how different things are related. This type of analysis helps people understand past events and gives background for deeper analysis.</w:t>
-      </w:r>
-    </w:p>
-    <w:p>
-      <w:pPr>
-        <w:pStyle w:val="NormalWeb"/>
-        <w:spacing w:before="0" w:beforeAutospacing="0" w:after="0" w:afterAutospacing="0"/>
+      </w:pPr>
+      <w:r>
         <w:rPr>
           <w:rStyle w:val="Strong"/>
           <w:rFonts w:eastAsiaTheme="majorEastAsia"/>
           <w:sz w:val="26"/>
           <w:szCs w:val="26"/>
         </w:rPr>
-      </w:pPr>
-      <w:r>
-        <w:rPr>
-          <w:sz w:val="26"/>
-          <w:szCs w:val="26"/>
-        </w:rPr>
-        <w:pict w14:anchorId="01DB13F0">
-          <v:rect id="_x0000_i1028" style="width:0;height:1.5pt" o:hralign="center" o:hrstd="t" o:hr="t" fillcolor="#a0a0a0" stroked="f"/>
-        </w:pict>
-      </w:r>
-    </w:p>
-    <w:p>
-      <w:pPr>
-        <w:pStyle w:val="NormalWeb"/>
-        <w:spacing w:before="0" w:beforeAutospacing="0" w:after="0" w:afterAutospacing="0"/>
+        <w:t>Predictive Analytics:</w:t>
+      </w:r>
+      <w:r>
         <w:rPr>
           <w:rStyle w:val="Strong"/>
           <w:rFonts w:eastAsiaTheme="majorEastAsia"/>
           <w:sz w:val="26"/>
           <w:szCs w:val="26"/>
         </w:rPr>
-      </w:pPr>
-    </w:p>
-    <w:p>
-      <w:pPr>
-        <w:pStyle w:val="NormalWeb"/>
-        <w:spacing w:before="0" w:beforeAutospacing="0" w:after="0" w:afterAutospacing="0"/>
-        <w:rPr>
-          <w:sz w:val="26"/>
-          <w:szCs w:val="26"/>
-        </w:rPr>
-      </w:pPr>
-      <w:r>
-        <w:rPr>
-          <w:rStyle w:val="Strong"/>
-          <w:rFonts w:eastAsiaTheme="majorEastAsia"/>
-          <w:sz w:val="26"/>
-          <w:szCs w:val="26"/>
-        </w:rPr>
-        <w:t>Diagnostic Analytics:</w:t>
-      </w:r>
-      <w:r>
-        <w:rPr>
-          <w:rStyle w:val="Strong"/>
-          <w:rFonts w:eastAsiaTheme="majorEastAsia"/>
-          <w:sz w:val="26"/>
-          <w:szCs w:val="26"/>
-        </w:rPr>
         <w:t xml:space="preserve"> </w:t>
       </w:r>
-      <w:proofErr w:type="gramStart"/>
       <w:r>
         <w:rPr>
           <w:rStyle w:val="Strong"/>
@@ -630,120 +741,8 @@
           <w:sz w:val="26"/>
           <w:szCs w:val="26"/>
         </w:rPr>
-        <w:t>(</w:t>
-      </w:r>
-      <w:r>
-        <w:rPr>
-          <w:sz w:val="26"/>
-          <w:szCs w:val="26"/>
-        </w:rPr>
-        <w:t xml:space="preserve"> Why</w:t>
-      </w:r>
-      <w:proofErr w:type="gramEnd"/>
-      <w:r>
-        <w:rPr>
-          <w:sz w:val="26"/>
-          <w:szCs w:val="26"/>
-        </w:rPr>
-        <w:t xml:space="preserve"> this happened, identify patterns, </w:t>
-      </w:r>
-      <w:proofErr w:type="spellStart"/>
-      <w:r>
-        <w:rPr>
-          <w:sz w:val="26"/>
-          <w:szCs w:val="26"/>
-        </w:rPr>
-        <w:t>hypothsis</w:t>
-      </w:r>
-      <w:proofErr w:type="spellEnd"/>
-      <w:r>
-        <w:rPr>
-          <w:sz w:val="26"/>
-          <w:szCs w:val="26"/>
-        </w:rPr>
-        <w:t xml:space="preserve"> testing, corelation analysis,</w:t>
-      </w:r>
-    </w:p>
-    <w:p>
-      <w:pPr>
-        <w:pStyle w:val="NormalWeb"/>
-        <w:spacing w:before="0" w:beforeAutospacing="0" w:after="0" w:afterAutospacing="0"/>
-        <w:rPr>
-          <w:sz w:val="26"/>
-          <w:szCs w:val="26"/>
-        </w:rPr>
-      </w:pPr>
-      <w:r>
-        <w:rPr>
-          <w:sz w:val="26"/>
-          <w:szCs w:val="26"/>
-        </w:rPr>
-        <w:t xml:space="preserve">casual inference testing (estimation/ conclusion) </w:t>
-      </w:r>
-    </w:p>
-    <w:p>
-      <w:pPr>
-        <w:pStyle w:val="NormalWeb"/>
-        <w:spacing w:before="0" w:beforeAutospacing="0" w:after="0" w:afterAutospacing="0"/>
-        <w:rPr>
-          <w:sz w:val="26"/>
-          <w:szCs w:val="26"/>
-        </w:rPr>
-      </w:pPr>
-    </w:p>
-    <w:p>
-      <w:pPr>
-        <w:pStyle w:val="NormalWeb"/>
-        <w:spacing w:before="0" w:beforeAutospacing="0" w:after="0" w:afterAutospacing="0"/>
-        <w:rPr>
-          <w:rFonts w:eastAsiaTheme="majorEastAsia"/>
-          <w:b/>
-          <w:bCs/>
-          <w:sz w:val="26"/>
-          <w:szCs w:val="26"/>
-        </w:rPr>
-      </w:pPr>
-      <w:r>
-        <w:rPr>
-          <w:sz w:val="26"/>
-          <w:szCs w:val="26"/>
-        </w:rPr>
-        <w:br/>
-        <w:t>Diagnostic analytics tries to explain why something happened. It looks for patterns and relationships in the data to find the reasons behind certain results or trends. This kind of analysis often uses tools like hypothesis testing, checking for correlations, and methods to find cause-and-effect links.</w:t>
-      </w:r>
-    </w:p>
-    <w:p>
-      <w:pPr>
-        <w:pStyle w:val="NormalWeb"/>
-        <w:spacing w:before="0" w:beforeAutospacing="0" w:after="0" w:afterAutospacing="0"/>
-        <w:rPr>
-          <w:rStyle w:val="Strong"/>
-          <w:rFonts w:eastAsiaTheme="majorEastAsia"/>
-          <w:sz w:val="26"/>
-          <w:szCs w:val="26"/>
-        </w:rPr>
-      </w:pPr>
-      <w:r>
-        <w:rPr>
-          <w:sz w:val="26"/>
-          <w:szCs w:val="26"/>
-        </w:rPr>
-        <w:pict w14:anchorId="7A204782">
-          <v:rect id="_x0000_i1029" style="width:0;height:1.5pt" o:hralign="center" o:hrstd="t" o:hr="t" fillcolor="#a0a0a0" stroked="f"/>
-        </w:pict>
-      </w:r>
-    </w:p>
-    <w:p>
-      <w:pPr>
-        <w:pStyle w:val="NormalWeb"/>
-        <w:spacing w:before="0" w:beforeAutospacing="0" w:after="0" w:afterAutospacing="0"/>
-        <w:rPr>
-          <w:rStyle w:val="Strong"/>
-          <w:rFonts w:eastAsiaTheme="majorEastAsia"/>
-          <w:sz w:val="26"/>
-          <w:szCs w:val="26"/>
-        </w:rPr>
-      </w:pPr>
+        <w:t>(predictions : forecasting, churn prediction, risk assessments, demands forecasting)</w:t>
+      </w:r>
     </w:p>
     <w:p>
       <w:pPr>
@@ -758,25 +757,11 @@
           <w:szCs w:val="26"/>
         </w:rPr>
       </w:pPr>
-      <w:r>
-        <w:rPr>
-          <w:rStyle w:val="Strong"/>
-          <w:rFonts w:eastAsiaTheme="majorEastAsia"/>
-          <w:sz w:val="26"/>
-          <w:szCs w:val="26"/>
-        </w:rPr>
-        <w:t>Predictive Analytics:</w:t>
-      </w:r>
-      <w:r>
-        <w:rPr>
-          <w:rStyle w:val="Strong"/>
-          <w:rFonts w:eastAsiaTheme="majorEastAsia"/>
-          <w:sz w:val="26"/>
-          <w:szCs w:val="26"/>
-        </w:rPr>
-        <w:t xml:space="preserve"> </w:t>
-      </w:r>
-      <w:r>
+    </w:p>
+    <w:p>
+      <w:pPr>
+        <w:pStyle w:val="NormalWeb"/>
+        <w:spacing w:before="0" w:beforeAutospacing="0" w:after="0" w:afterAutospacing="0"/>
         <w:rPr>
           <w:rStyle w:val="Strong"/>
           <w:rFonts w:eastAsiaTheme="majorEastAsia"/>
@@ -785,9 +770,7 @@
           <w:sz w:val="26"/>
           <w:szCs w:val="26"/>
         </w:rPr>
-        <w:t>(</w:t>
-      </w:r>
-      <w:proofErr w:type="gramStart"/>
+      </w:pPr>
       <w:r>
         <w:rPr>
           <w:rStyle w:val="Strong"/>
@@ -797,9 +780,18 @@
           <w:sz w:val="26"/>
           <w:szCs w:val="26"/>
         </w:rPr>
-        <w:t>predictions :</w:t>
-      </w:r>
-      <w:proofErr w:type="gramEnd"/>
+        <w:t>One line: in this we study about future predictions based on past data.</w:t>
+      </w:r>
+    </w:p>
+    <w:p>
+      <w:pPr>
+        <w:pStyle w:val="NormalWeb"/>
+        <w:spacing w:before="0" w:beforeAutospacing="0" w:after="0" w:afterAutospacing="0"/>
+        <w:rPr>
+          <w:sz w:val="26"/>
+          <w:szCs w:val="26"/>
+        </w:rPr>
+      </w:pPr>
       <w:r>
         <w:rPr>
           <w:rStyle w:val="Strong"/>
@@ -809,13 +801,82 @@
           <w:sz w:val="26"/>
           <w:szCs w:val="26"/>
         </w:rPr>
-        <w:t xml:space="preserve"> forecasting, churn prediction, risk assessments, demands forecasting)</w:t>
+        <w:t xml:space="preserve"> </w:t>
+      </w:r>
+      <w:r>
+        <w:rPr>
+          <w:sz w:val="26"/>
+          <w:szCs w:val="26"/>
+        </w:rPr>
+        <w:br/>
+        <w:t xml:space="preserve">Predictive analytics uses past data to guess what might happen in the future. It involves building models using statistics or machine learning to find patterns in the data. These models can help with things like predicting sales, customer </w:t>
+      </w:r>
+      <w:proofErr w:type="spellStart"/>
+      <w:r>
+        <w:rPr>
+          <w:sz w:val="26"/>
+          <w:szCs w:val="26"/>
+        </w:rPr>
+        <w:t>behavior</w:t>
+      </w:r>
+      <w:proofErr w:type="spellEnd"/>
+      <w:r>
+        <w:rPr>
+          <w:sz w:val="26"/>
+          <w:szCs w:val="26"/>
+        </w:rPr>
+        <w:t>, risk levels, or future demand.</w:t>
       </w:r>
     </w:p>
     <w:p>
       <w:pPr>
         <w:pStyle w:val="NormalWeb"/>
         <w:spacing w:before="0" w:beforeAutospacing="0" w:after="0" w:afterAutospacing="0"/>
+        <w:rPr>
+          <w:rStyle w:val="Strong"/>
+          <w:rFonts w:eastAsiaTheme="majorEastAsia"/>
+          <w:sz w:val="26"/>
+          <w:szCs w:val="26"/>
+        </w:rPr>
+      </w:pPr>
+      <w:r>
+        <w:rPr>
+          <w:sz w:val="26"/>
+          <w:szCs w:val="26"/>
+        </w:rPr>
+        <w:pict w14:anchorId="390AAACC">
+          <v:rect id="_x0000_i1030" style="width:0;height:1.5pt" o:hralign="center" o:hrstd="t" o:hr="t" fillcolor="#a0a0a0" stroked="f"/>
+        </w:pict>
+      </w:r>
+    </w:p>
+    <w:p>
+      <w:pPr>
+        <w:pStyle w:val="NormalWeb"/>
+        <w:spacing w:before="0" w:beforeAutospacing="0" w:after="0" w:afterAutospacing="0"/>
+        <w:rPr>
+          <w:sz w:val="26"/>
+          <w:szCs w:val="26"/>
+        </w:rPr>
+      </w:pPr>
+      <w:r>
+        <w:rPr>
+          <w:rStyle w:val="Strong"/>
+          <w:rFonts w:eastAsiaTheme="majorEastAsia"/>
+          <w:sz w:val="26"/>
+          <w:szCs w:val="26"/>
+        </w:rPr>
+        <w:t>Prescriptive Analytics:</w:t>
+      </w:r>
+      <w:r>
+        <w:rPr>
+          <w:rStyle w:val="Strong"/>
+          <w:rFonts w:eastAsiaTheme="majorEastAsia"/>
+          <w:sz w:val="26"/>
+          <w:szCs w:val="26"/>
+        </w:rPr>
+        <w:t xml:space="preserve"> </w:t>
+      </w:r>
+      <w:r>
         <w:rPr>
           <w:rStyle w:val="Strong"/>
           <w:rFonts w:eastAsiaTheme="majorEastAsia"/>
@@ -824,135 +885,6 @@
           <w:sz w:val="26"/>
           <w:szCs w:val="26"/>
         </w:rPr>
-      </w:pPr>
-    </w:p>
-    <w:p>
-      <w:pPr>
-        <w:pStyle w:val="NormalWeb"/>
-        <w:spacing w:before="0" w:beforeAutospacing="0" w:after="0" w:afterAutospacing="0"/>
-        <w:rPr>
-          <w:rStyle w:val="Strong"/>
-          <w:rFonts w:eastAsiaTheme="majorEastAsia"/>
-          <w:b w:val="0"/>
-          <w:bCs w:val="0"/>
-          <w:sz w:val="26"/>
-          <w:szCs w:val="26"/>
-        </w:rPr>
-      </w:pPr>
-      <w:r>
-        <w:rPr>
-          <w:rStyle w:val="Strong"/>
-          <w:rFonts w:eastAsiaTheme="majorEastAsia"/>
-          <w:b w:val="0"/>
-          <w:bCs w:val="0"/>
-          <w:sz w:val="26"/>
-          <w:szCs w:val="26"/>
-        </w:rPr>
-        <w:t>One line: in this we study about future predictions based on past data.</w:t>
-      </w:r>
-    </w:p>
-    <w:p>
-      <w:pPr>
-        <w:pStyle w:val="NormalWeb"/>
-        <w:spacing w:before="0" w:beforeAutospacing="0" w:after="0" w:afterAutospacing="0"/>
-        <w:rPr>
-          <w:sz w:val="26"/>
-          <w:szCs w:val="26"/>
-        </w:rPr>
-      </w:pPr>
-      <w:r>
-        <w:rPr>
-          <w:rStyle w:val="Strong"/>
-          <w:rFonts w:eastAsiaTheme="majorEastAsia"/>
-          <w:b w:val="0"/>
-          <w:bCs w:val="0"/>
-          <w:sz w:val="26"/>
-          <w:szCs w:val="26"/>
-        </w:rPr>
-        <w:t xml:space="preserve"> </w:t>
-      </w:r>
-      <w:r>
-        <w:rPr>
-          <w:sz w:val="26"/>
-          <w:szCs w:val="26"/>
-        </w:rPr>
-        <w:br/>
-        <w:t xml:space="preserve">Predictive analytics uses past data to guess what might happen in the future. It involves building models using statistics or machine learning to find patterns in the data. These models can help with things like predicting sales, customer </w:t>
-      </w:r>
-      <w:proofErr w:type="spellStart"/>
-      <w:r>
-        <w:rPr>
-          <w:sz w:val="26"/>
-          <w:szCs w:val="26"/>
-        </w:rPr>
-        <w:t>behavior</w:t>
-      </w:r>
-      <w:proofErr w:type="spellEnd"/>
-      <w:r>
-        <w:rPr>
-          <w:sz w:val="26"/>
-          <w:szCs w:val="26"/>
-        </w:rPr>
-        <w:t>, risk levels, or future demand.</w:t>
-      </w:r>
-    </w:p>
-    <w:p>
-      <w:pPr>
-        <w:pStyle w:val="NormalWeb"/>
-        <w:spacing w:before="0" w:beforeAutospacing="0" w:after="0" w:afterAutospacing="0"/>
-        <w:rPr>
-          <w:rStyle w:val="Strong"/>
-          <w:rFonts w:eastAsiaTheme="majorEastAsia"/>
-          <w:sz w:val="26"/>
-          <w:szCs w:val="26"/>
-        </w:rPr>
-      </w:pPr>
-      <w:r>
-        <w:rPr>
-          <w:sz w:val="26"/>
-          <w:szCs w:val="26"/>
-        </w:rPr>
-        <w:pict w14:anchorId="390AAACC">
-          <v:rect id="_x0000_i1030" style="width:0;height:1.5pt" o:hralign="center" o:hrstd="t" o:hr="t" fillcolor="#a0a0a0" stroked="f"/>
-        </w:pict>
-      </w:r>
-    </w:p>
-    <w:p>
-      <w:pPr>
-        <w:pStyle w:val="NormalWeb"/>
-        <w:spacing w:before="0" w:beforeAutospacing="0" w:after="0" w:afterAutospacing="0"/>
-        <w:rPr>
-          <w:sz w:val="26"/>
-          <w:szCs w:val="26"/>
-        </w:rPr>
-      </w:pPr>
-      <w:r>
-        <w:rPr>
-          <w:rStyle w:val="Strong"/>
-          <w:rFonts w:eastAsiaTheme="majorEastAsia"/>
-          <w:sz w:val="26"/>
-          <w:szCs w:val="26"/>
-        </w:rPr>
-        <w:t>Prescriptive Analytics:</w:t>
-      </w:r>
-      <w:r>
-        <w:rPr>
-          <w:rStyle w:val="Strong"/>
-          <w:rFonts w:eastAsiaTheme="majorEastAsia"/>
-          <w:sz w:val="26"/>
-          <w:szCs w:val="26"/>
-        </w:rPr>
-        <w:t xml:space="preserve"> </w:t>
-      </w:r>
-      <w:r>
-        <w:rPr>
-          <w:rStyle w:val="Strong"/>
-          <w:rFonts w:eastAsiaTheme="majorEastAsia"/>
-          <w:b w:val="0"/>
-          <w:bCs w:val="0"/>
-          <w:sz w:val="26"/>
-          <w:szCs w:val="26"/>
-        </w:rPr>
         <w:t>(recommending what to do further)</w:t>
       </w:r>
     </w:p>
@@ -1037,25 +969,7 @@
           <w:szCs w:val="26"/>
         </w:rPr>
         <w:br/>
-        <w:t xml:space="preserve">Analytics is not a one-time </w:t>
-      </w:r>
-      <w:proofErr w:type="gramStart"/>
-      <w:r>
-        <w:rPr>
-          <w:rFonts w:ascii="Times New Roman" w:hAnsi="Times New Roman" w:cs="Times New Roman"/>
-          <w:sz w:val="26"/>
-          <w:szCs w:val="26"/>
-        </w:rPr>
-        <w:t>task,</w:t>
-      </w:r>
-      <w:proofErr w:type="gramEnd"/>
-      <w:r>
-        <w:rPr>
-          <w:rFonts w:ascii="Times New Roman" w:hAnsi="Times New Roman" w:cs="Times New Roman"/>
-          <w:sz w:val="26"/>
-          <w:szCs w:val="26"/>
-        </w:rPr>
-        <w:t xml:space="preserve"> it’s an iterative process that needs regular updates and improvements. As new data comes in and business situations change, analytics models and strategies should be adjusted to stay accurate and useful. Organizations should create feedback loops to use insights from analytics in their decision-making and keep improving over time.</w:t>
+        <w:t>Analytics is not a one-time task, it’s an iterative process that needs regular updates and improvements. As new data comes in and business situations change, analytics models and strategies should be adjusted to stay accurate and useful. Organizations should create feedback loops to use insights from analytics in their decision-making and keep improving over time.</w:t>
       </w:r>
     </w:p>
     <w:p>
@@ -1347,66 +1261,16 @@
           <w:sz w:val="26"/>
           <w:szCs w:val="26"/>
         </w:rPr>
-        <w:t xml:space="preserve">Mean, median, </w:t>
-      </w:r>
-      <w:proofErr w:type="gramStart"/>
-      <w:r>
-        <w:rPr>
-          <w:rFonts w:ascii="Times New Roman" w:hAnsi="Times New Roman" w:cs="Times New Roman"/>
-          <w:b/>
-          <w:bCs/>
-          <w:sz w:val="26"/>
-          <w:szCs w:val="26"/>
-        </w:rPr>
-        <w:t>mode :</w:t>
-      </w:r>
-      <w:proofErr w:type="gramEnd"/>
-      <w:r>
-        <w:rPr>
-          <w:rFonts w:ascii="Times New Roman" w:hAnsi="Times New Roman" w:cs="Times New Roman"/>
-          <w:b/>
-          <w:bCs/>
-          <w:sz w:val="26"/>
-          <w:szCs w:val="26"/>
-        </w:rPr>
-        <w:t xml:space="preserve"> </w:t>
-      </w:r>
-      <w:r>
-        <w:rPr>
-          <w:rFonts w:ascii="Times New Roman" w:hAnsi="Times New Roman" w:cs="Times New Roman"/>
-          <w:sz w:val="26"/>
-          <w:szCs w:val="26"/>
-        </w:rPr>
-        <w:t xml:space="preserve">measures of central tendency </w:t>
-      </w:r>
-      <w:proofErr w:type="gramStart"/>
-      <w:r>
-        <w:rPr>
-          <w:rFonts w:ascii="Times New Roman" w:hAnsi="Times New Roman" w:cs="Times New Roman"/>
-          <w:sz w:val="26"/>
-          <w:szCs w:val="26"/>
-        </w:rPr>
-        <w:t>( summary</w:t>
-      </w:r>
-      <w:proofErr w:type="gramEnd"/>
-      <w:r>
-        <w:rPr>
-          <w:rFonts w:ascii="Times New Roman" w:hAnsi="Times New Roman" w:cs="Times New Roman"/>
-          <w:sz w:val="26"/>
-          <w:szCs w:val="26"/>
-        </w:rPr>
-        <w:t xml:space="preserve"> </w:t>
-      </w:r>
-      <w:proofErr w:type="gramStart"/>
-      <w:r>
-        <w:rPr>
-          <w:rFonts w:ascii="Times New Roman" w:hAnsi="Times New Roman" w:cs="Times New Roman"/>
-          <w:sz w:val="26"/>
-          <w:szCs w:val="26"/>
-        </w:rPr>
-        <w:t>statistics )</w:t>
-      </w:r>
-      <w:proofErr w:type="gramEnd"/>
+        <w:t xml:space="preserve">Mean, median, mode : </w:t>
+      </w:r>
+      <w:r>
+        <w:rPr>
+          <w:rFonts w:ascii="Times New Roman" w:hAnsi="Times New Roman" w:cs="Times New Roman"/>
+          <w:sz w:val="26"/>
+          <w:szCs w:val="26"/>
+        </w:rPr>
+        <w:t>measures of central tendency ( summary statistics )</w:t>
+      </w:r>
     </w:p>
     <w:p>
       <w:pPr>
@@ -1444,10 +1308,12 @@
           <w:szCs w:val="26"/>
           <w:u w:val="single"/>
         </w:rPr>
-        <w:t xml:space="preserve">Measures of </w:t>
-      </w:r>
-      <w:proofErr w:type="gramStart"/>
-      <w:r>
+        <w:t>Measures of Variability :</w:t>
+      </w:r>
+    </w:p>
+    <w:p>
+      <w:pPr>
+        <w:spacing w:after="0"/>
         <w:rPr>
           <w:b/>
           <w:bCs/>
@@ -1455,20 +1321,6 @@
           <w:szCs w:val="26"/>
           <w:u w:val="single"/>
         </w:rPr>
-        <w:t>Variability :</w:t>
-      </w:r>
-      <w:proofErr w:type="gramEnd"/>
-    </w:p>
-    <w:p>
-      <w:pPr>
-        <w:spacing w:after="0"/>
-        <w:rPr>
-          <w:b/>
-          <w:bCs/>
-          <w:sz w:val="26"/>
-          <w:szCs w:val="26"/>
-          <w:u w:val="single"/>
-        </w:rPr>
       </w:pPr>
     </w:p>
     <w:p>
@@ -1564,23 +1416,7 @@
           <w:sz w:val="26"/>
           <w:szCs w:val="26"/>
         </w:rPr>
-        <w:t xml:space="preserve"> </w:t>
-      </w:r>
-      <w:proofErr w:type="gramStart"/>
-      <w:r>
-        <w:rPr>
-          <w:sz w:val="26"/>
-          <w:szCs w:val="26"/>
-        </w:rPr>
-        <w:t>( how</w:t>
-      </w:r>
-      <w:proofErr w:type="gramEnd"/>
-      <w:r>
-        <w:rPr>
-          <w:sz w:val="26"/>
-          <w:szCs w:val="26"/>
-        </w:rPr>
-        <w:t xml:space="preserve"> much spread the data is)</w:t>
+        <w:t xml:space="preserve"> ( how much spread the data is)</w:t>
       </w:r>
     </w:p>
     <w:p>
@@ -1619,20 +1455,8 @@
           <w:szCs w:val="26"/>
           <w:u w:val="single"/>
         </w:rPr>
-        <w:t xml:space="preserve">Measures of central </w:t>
-      </w:r>
-      <w:proofErr w:type="gramStart"/>
-      <w:r>
-        <w:rPr>
-          <w:b/>
-          <w:bCs/>
-          <w:sz w:val="26"/>
-          <w:szCs w:val="26"/>
-          <w:u w:val="single"/>
-        </w:rPr>
-        <w:t>tendency :</w:t>
-      </w:r>
-      <w:proofErr w:type="gramEnd"/>
+        <w:t>Measures of central tendency :</w:t>
+      </w:r>
     </w:p>
     <w:p>
       <w:pPr>
@@ -1666,6 +1490,13 @@
         </w:rPr>
         <w:t>A value that gives us description of entire data</w:t>
       </w:r>
+      <w:r>
+        <w:rPr>
+          <w:sz w:val="26"/>
+          <w:szCs w:val="26"/>
+        </w:rPr>
+        <w:t>.</w:t>
+      </w:r>
     </w:p>
     <w:p>
       <w:pPr>
@@ -1696,7 +1527,21 @@
           <w:sz w:val="26"/>
           <w:szCs w:val="26"/>
         </w:rPr>
-        <w:t xml:space="preserve"> of data (average/middle value) </w:t>
+        <w:t xml:space="preserve"> of data (</w:t>
+      </w:r>
+      <w:r>
+        <w:rPr>
+          <w:sz w:val="26"/>
+          <w:szCs w:val="26"/>
+        </w:rPr>
+        <w:t>median</w:t>
+      </w:r>
+      <w:r>
+        <w:rPr>
+          <w:sz w:val="26"/>
+          <w:szCs w:val="26"/>
+        </w:rPr>
+        <w:t xml:space="preserve">/middle value) </w:t>
       </w:r>
     </w:p>
     <w:p>
@@ -1799,18 +1644,7 @@
           <w:sz w:val="26"/>
           <w:szCs w:val="26"/>
         </w:rPr>
-        <w:t xml:space="preserve">            Asymmetric data (left </w:t>
-      </w:r>
-      <w:proofErr w:type="gramStart"/>
-      <w:r>
-        <w:rPr>
-          <w:rFonts w:ascii="Times New Roman" w:hAnsi="Times New Roman" w:cs="Times New Roman"/>
-          <w:b/>
-          <w:bCs/>
-          <w:sz w:val="26"/>
-          <w:szCs w:val="26"/>
-        </w:rPr>
-        <w:t xml:space="preserve">skewed)  </w:t>
+        <w:t xml:space="preserve">            Asymmetric data (left skewed)  </w:t>
       </w:r>
       <w:r>
         <w:rPr>
@@ -1821,16 +1655,6 @@
           <w:szCs w:val="26"/>
         </w:rPr>
         <w:tab/>
-      </w:r>
-      <w:proofErr w:type="gramEnd"/>
-      <w:r>
-        <w:rPr>
-          <w:rFonts w:ascii="Times New Roman" w:hAnsi="Times New Roman" w:cs="Times New Roman"/>
-          <w:b/>
-          <w:bCs/>
-          <w:sz w:val="26"/>
-          <w:szCs w:val="26"/>
-        </w:rPr>
         <w:t xml:space="preserve">    symmetric data </w:t>
       </w:r>
       <w:r>
@@ -2114,25 +1938,7 @@
           <w:sz w:val="26"/>
           <w:szCs w:val="26"/>
         </w:rPr>
-        <w:t xml:space="preserve">4) Not unduly affected by extreme observations.   </w:t>
-      </w:r>
-      <w:proofErr w:type="gramStart"/>
-      <w:r>
-        <w:rPr>
-          <w:rFonts w:ascii="Times New Roman" w:hAnsi="Times New Roman" w:cs="Times New Roman"/>
-          <w:sz w:val="26"/>
-          <w:szCs w:val="26"/>
-        </w:rPr>
-        <w:t>( outliers</w:t>
-      </w:r>
-      <w:proofErr w:type="gramEnd"/>
-      <w:r>
-        <w:rPr>
-          <w:rFonts w:ascii="Times New Roman" w:hAnsi="Times New Roman" w:cs="Times New Roman"/>
-          <w:sz w:val="26"/>
-          <w:szCs w:val="26"/>
-        </w:rPr>
-        <w:t xml:space="preserve"> )</w:t>
+        <w:t>4) Not unduly affected by extreme observations.   ( outliers )</w:t>
       </w:r>
     </w:p>
     <w:p>
@@ -2261,29 +2067,7 @@
           <w:sz w:val="26"/>
           <w:szCs w:val="26"/>
         </w:rPr>
-        <w:t xml:space="preserve">Arithmetic </w:t>
-      </w:r>
-      <w:proofErr w:type="gramStart"/>
-      <w:r>
-        <w:rPr>
-          <w:rFonts w:ascii="Times New Roman" w:hAnsi="Times New Roman" w:cs="Times New Roman"/>
-          <w:b/>
-          <w:bCs/>
-          <w:sz w:val="26"/>
-          <w:szCs w:val="26"/>
-        </w:rPr>
-        <w:t>Mean(</w:t>
-      </w:r>
-      <w:proofErr w:type="gramEnd"/>
-      <w:r>
-        <w:rPr>
-          <w:rFonts w:ascii="Times New Roman" w:hAnsi="Times New Roman" w:cs="Times New Roman"/>
-          <w:b/>
-          <w:bCs/>
-          <w:sz w:val="26"/>
-          <w:szCs w:val="26"/>
-        </w:rPr>
-        <w:t>A.M.):</w:t>
+        <w:t>Arithmetic Mean(A.M.):</w:t>
       </w:r>
     </w:p>
     <w:p>
@@ -2844,25 +2628,7 @@
           <w:sz w:val="26"/>
           <w:szCs w:val="26"/>
         </w:rPr>
-        <w:t xml:space="preserve">. The weighted arithmetic mean is denoted </w:t>
-      </w:r>
-      <w:proofErr w:type="gramStart"/>
-      <w:r>
-        <w:rPr>
-          <w:rFonts w:ascii="Times New Roman" w:hAnsi="Times New Roman" w:cs="Times New Roman"/>
-          <w:sz w:val="26"/>
-          <w:szCs w:val="26"/>
-        </w:rPr>
-        <w:t>By</w:t>
-      </w:r>
-      <w:proofErr w:type="gramEnd"/>
-      <w:r>
-        <w:rPr>
-          <w:rFonts w:ascii="Times New Roman" w:hAnsi="Times New Roman" w:cs="Times New Roman"/>
-          <w:sz w:val="26"/>
-          <w:szCs w:val="26"/>
-        </w:rPr>
-        <w:t xml:space="preserve"> X</w:t>
+        <w:t>. The weighted arithmetic mean is denoted By X</w:t>
       </w:r>
     </w:p>
     <w:p>
@@ -5047,25 +4813,7 @@
           <w:sz w:val="26"/>
           <w:szCs w:val="26"/>
         </w:rPr>
-        <w:t xml:space="preserve"> will </w:t>
-      </w:r>
-      <w:proofErr w:type="gramStart"/>
-      <w:r>
-        <w:rPr>
-          <w:rFonts w:ascii="Times New Roman" w:hAnsi="Times New Roman" w:cs="Times New Roman"/>
-          <w:sz w:val="26"/>
-          <w:szCs w:val="26"/>
-        </w:rPr>
-        <w:t>be :</w:t>
-      </w:r>
-      <w:proofErr w:type="gramEnd"/>
-      <w:r>
-        <w:rPr>
-          <w:rFonts w:ascii="Times New Roman" w:hAnsi="Times New Roman" w:cs="Times New Roman"/>
-          <w:sz w:val="26"/>
-          <w:szCs w:val="26"/>
-        </w:rPr>
-        <w:t xml:space="preserve">      </w:t>
+        <w:t xml:space="preserve"> will be :      </w:t>
       </w:r>
       <w:r>
         <w:rPr>
@@ -5378,33 +5126,15 @@
           <w:sz w:val="26"/>
           <w:szCs w:val="26"/>
         </w:rPr>
-        <w:t xml:space="preserve"> </w:t>
-      </w:r>
-      <w:proofErr w:type="gramStart"/>
-      <w:r>
-        <w:rPr>
-          <w:rFonts w:ascii="Times New Roman" w:hAnsi="Times New Roman" w:cs="Times New Roman"/>
-          <w:sz w:val="26"/>
-          <w:szCs w:val="26"/>
-        </w:rPr>
-        <w:t>means</w:t>
-      </w:r>
-      <w:r>
-        <w:rPr>
-          <w:rFonts w:ascii="Times New Roman" w:hAnsi="Times New Roman" w:cs="Times New Roman"/>
-          <w:sz w:val="26"/>
-          <w:szCs w:val="26"/>
-        </w:rPr>
-        <w:t xml:space="preserve"> :</w:t>
-      </w:r>
-      <w:proofErr w:type="gramEnd"/>
-      <w:r>
-        <w:rPr>
-          <w:rFonts w:ascii="Times New Roman" w:hAnsi="Times New Roman" w:cs="Times New Roman"/>
-          <w:sz w:val="26"/>
-          <w:szCs w:val="26"/>
-        </w:rPr>
-        <w:t xml:space="preserve"> </w:t>
+        <w:t xml:space="preserve"> means</w:t>
+      </w:r>
+      <w:r>
+        <w:rPr>
+          <w:rFonts w:ascii="Times New Roman" w:hAnsi="Times New Roman" w:cs="Times New Roman"/>
+          <w:sz w:val="26"/>
+          <w:szCs w:val="26"/>
+        </w:rPr>
+        <w:t xml:space="preserve"> : </w:t>
       </w:r>
     </w:p>
     <w:p>
@@ -5440,25 +5170,7 @@
           <w:sz w:val="26"/>
           <w:szCs w:val="26"/>
         </w:rPr>
-        <w:t xml:space="preserve">frequency of values less than </w:t>
-      </w:r>
-      <w:proofErr w:type="gramStart"/>
-      <w:r>
-        <w:rPr>
-          <w:rFonts w:ascii="Times New Roman" w:hAnsi="Times New Roman" w:cs="Times New Roman"/>
-          <w:sz w:val="26"/>
-          <w:szCs w:val="26"/>
-        </w:rPr>
-        <w:t>15  =</w:t>
-      </w:r>
-      <w:proofErr w:type="gramEnd"/>
-      <w:r>
-        <w:rPr>
-          <w:rFonts w:ascii="Times New Roman" w:hAnsi="Times New Roman" w:cs="Times New Roman"/>
-          <w:sz w:val="26"/>
-          <w:szCs w:val="26"/>
-        </w:rPr>
-        <w:t xml:space="preserve"> 3+4 = 7</w:t>
+        <w:t>frequency of values less than 15  = 3+4 = 7</w:t>
       </w:r>
     </w:p>
     <w:p>
@@ -5798,61 +5510,31 @@
           <w:szCs w:val="26"/>
         </w:rPr>
       </w:pPr>
-      <w:proofErr w:type="gramStart"/>
-      <w:r>
-        <w:rPr>
-          <w:rFonts w:ascii="Times New Roman" w:hAnsi="Times New Roman" w:cs="Times New Roman"/>
-          <w:sz w:val="26"/>
-          <w:szCs w:val="26"/>
-        </w:rPr>
-        <w:t>therefore</w:t>
-      </w:r>
-      <w:proofErr w:type="gramEnd"/>
-      <w:r>
-        <w:rPr>
-          <w:rFonts w:ascii="Times New Roman" w:hAnsi="Times New Roman" w:cs="Times New Roman"/>
-          <w:sz w:val="26"/>
-          <w:szCs w:val="26"/>
-        </w:rPr>
-        <w:t xml:space="preserve"> we take </w:t>
-      </w:r>
-      <w:r>
-        <w:rPr>
-          <w:rFonts w:ascii="Times New Roman" w:hAnsi="Times New Roman" w:cs="Times New Roman"/>
-          <w:b/>
-          <w:bCs/>
-          <w:sz w:val="26"/>
-          <w:szCs w:val="26"/>
-        </w:rPr>
-        <w:t xml:space="preserve">118 – </w:t>
-      </w:r>
-      <w:proofErr w:type="gramStart"/>
-      <w:r>
-        <w:rPr>
-          <w:rFonts w:ascii="Times New Roman" w:hAnsi="Times New Roman" w:cs="Times New Roman"/>
-          <w:b/>
-          <w:bCs/>
-          <w:sz w:val="26"/>
-          <w:szCs w:val="26"/>
-        </w:rPr>
-        <w:t>126</w:t>
-      </w:r>
-      <w:r>
-        <w:rPr>
-          <w:rFonts w:ascii="Times New Roman" w:hAnsi="Times New Roman" w:cs="Times New Roman"/>
-          <w:sz w:val="26"/>
-          <w:szCs w:val="26"/>
-        </w:rPr>
-        <w:t xml:space="preserve">  as</w:t>
-      </w:r>
-      <w:proofErr w:type="gramEnd"/>
-      <w:r>
-        <w:rPr>
-          <w:rFonts w:ascii="Times New Roman" w:hAnsi="Times New Roman" w:cs="Times New Roman"/>
-          <w:sz w:val="26"/>
-          <w:szCs w:val="26"/>
-        </w:rPr>
-        <w:t xml:space="preserve"> </w:t>
+      <w:r>
+        <w:rPr>
+          <w:rFonts w:ascii="Times New Roman" w:hAnsi="Times New Roman" w:cs="Times New Roman"/>
+          <w:sz w:val="26"/>
+          <w:szCs w:val="26"/>
+        </w:rPr>
+        <w:t xml:space="preserve">therefore we take </w:t>
+      </w:r>
+      <w:r>
+        <w:rPr>
+          <w:rFonts w:ascii="Times New Roman" w:hAnsi="Times New Roman" w:cs="Times New Roman"/>
+          <w:b/>
+          <w:bCs/>
+          <w:sz w:val="26"/>
+          <w:szCs w:val="26"/>
+        </w:rPr>
+        <w:t>118 – 126</w:t>
+      </w:r>
+      <w:r>
+        <w:rPr>
+          <w:rFonts w:ascii="Times New Roman" w:hAnsi="Times New Roman" w:cs="Times New Roman"/>
+          <w:sz w:val="26"/>
+          <w:szCs w:val="26"/>
+        </w:rPr>
+        <w:t xml:space="preserve">  as </w:t>
       </w:r>
       <w:r>
         <w:rPr>
@@ -5909,46 +5591,16 @@
           <w:sz w:val="26"/>
           <w:szCs w:val="26"/>
         </w:rPr>
-        <w:t xml:space="preserve">126.5 – </w:t>
-      </w:r>
-      <w:proofErr w:type="gramStart"/>
-      <w:r>
-        <w:rPr>
-          <w:rFonts w:ascii="Times New Roman" w:hAnsi="Times New Roman" w:cs="Times New Roman"/>
-          <w:b/>
-          <w:bCs/>
-          <w:sz w:val="26"/>
-          <w:szCs w:val="26"/>
-        </w:rPr>
-        <w:t>135.5</w:t>
-      </w:r>
-      <w:r>
-        <w:rPr>
-          <w:rFonts w:ascii="Times New Roman" w:hAnsi="Times New Roman" w:cs="Times New Roman"/>
-          <w:sz w:val="26"/>
-          <w:szCs w:val="26"/>
-        </w:rPr>
-        <w:t xml:space="preserve">  and</w:t>
-      </w:r>
-      <w:proofErr w:type="gramEnd"/>
-      <w:r>
-        <w:rPr>
-          <w:rFonts w:ascii="Times New Roman" w:hAnsi="Times New Roman" w:cs="Times New Roman"/>
-          <w:sz w:val="26"/>
-          <w:szCs w:val="26"/>
-        </w:rPr>
-        <w:t xml:space="preserve"> so </w:t>
-      </w:r>
-      <w:proofErr w:type="gramStart"/>
-      <w:r>
-        <w:rPr>
-          <w:rFonts w:ascii="Times New Roman" w:hAnsi="Times New Roman" w:cs="Times New Roman"/>
-          <w:sz w:val="26"/>
-          <w:szCs w:val="26"/>
-        </w:rPr>
-        <w:t>on..</w:t>
-      </w:r>
-      <w:proofErr w:type="gramEnd"/>
+        <w:t>126.5 – 135.5</w:t>
+      </w:r>
+      <w:r>
+        <w:rPr>
+          <w:rFonts w:ascii="Times New Roman" w:hAnsi="Times New Roman" w:cs="Times New Roman"/>
+          <w:sz w:val="26"/>
+          <w:szCs w:val="26"/>
+        </w:rPr>
+        <w:t xml:space="preserve">  and so on..</w:t>
+      </w:r>
     </w:p>
     <w:p>
       <w:pPr>
@@ -5960,23 +5612,13 @@
           <w:szCs w:val="26"/>
         </w:rPr>
       </w:pPr>
-      <w:proofErr w:type="gramStart"/>
-      <w:r>
-        <w:rPr>
-          <w:rFonts w:ascii="Times New Roman" w:hAnsi="Times New Roman" w:cs="Times New Roman"/>
-          <w:sz w:val="26"/>
-          <w:szCs w:val="26"/>
-        </w:rPr>
-        <w:t>So</w:t>
-      </w:r>
-      <w:proofErr w:type="gramEnd"/>
-      <w:r>
-        <w:rPr>
-          <w:rFonts w:ascii="Times New Roman" w:hAnsi="Times New Roman" w:cs="Times New Roman"/>
-          <w:sz w:val="26"/>
-          <w:szCs w:val="26"/>
-        </w:rPr>
-        <w:t xml:space="preserve"> the </w:t>
+      <w:r>
+        <w:rPr>
+          <w:rFonts w:ascii="Times New Roman" w:hAnsi="Times New Roman" w:cs="Times New Roman"/>
+          <w:sz w:val="26"/>
+          <w:szCs w:val="26"/>
+        </w:rPr>
+        <w:t xml:space="preserve">So the </w:t>
       </w:r>
       <w:r>
         <w:rPr>
@@ -5992,16 +5634,7 @@
           <w:sz w:val="26"/>
           <w:szCs w:val="26"/>
         </w:rPr>
-        <w:t xml:space="preserve"> will be </w:t>
-      </w:r>
-      <w:proofErr w:type="gramStart"/>
-      <w:r>
-        <w:rPr>
-          <w:rFonts w:ascii="Times New Roman" w:hAnsi="Times New Roman" w:cs="Times New Roman"/>
-          <w:sz w:val="26"/>
-          <w:szCs w:val="26"/>
-        </w:rPr>
-        <w:t xml:space="preserve">like </w:t>
+        <w:t xml:space="preserve"> will be like </w:t>
       </w:r>
       <w:r>
         <w:rPr>
@@ -6011,7 +5644,6 @@
         </w:rPr>
         <w:t>:</w:t>
       </w:r>
-      <w:proofErr w:type="gramEnd"/>
     </w:p>
     <w:p>
       <w:pPr>
@@ -6090,25 +5722,7 @@
           <w:sz w:val="26"/>
           <w:szCs w:val="26"/>
         </w:rPr>
-        <w:t xml:space="preserve">If we don’t make them continuous, the answer may vary a </w:t>
-      </w:r>
-      <w:proofErr w:type="gramStart"/>
-      <w:r>
-        <w:rPr>
-          <w:rFonts w:ascii="Times New Roman" w:hAnsi="Times New Roman" w:cs="Times New Roman"/>
-          <w:sz w:val="26"/>
-          <w:szCs w:val="26"/>
-        </w:rPr>
-        <w:t>bit,  but</w:t>
-      </w:r>
-      <w:proofErr w:type="gramEnd"/>
-      <w:r>
-        <w:rPr>
-          <w:rFonts w:ascii="Times New Roman" w:hAnsi="Times New Roman" w:cs="Times New Roman"/>
-          <w:sz w:val="26"/>
-          <w:szCs w:val="26"/>
-        </w:rPr>
-        <w:t xml:space="preserve"> won’t change much.</w:t>
+        <w:t>If we don’t make them continuous, the answer may vary a bit,  but won’t change much.</w:t>
       </w:r>
     </w:p>
     <w:p>
